--- a/manuscripts/table3.docx
+++ b/manuscripts/table3.docx
@@ -205,7 +205,7 @@
                 <w:rFonts w:ascii="Calibri" w:hAnsi="Calibri"/>
                 <w:sz w:val="20"/>
               </w:rPr>
-              <w:t xml:space="default">1.18 (1.02 - 1.38)</w:t>
+              <w:t xml:space="default">1.18 (1.02 - 1.37)</w:t>
             </w:r>
           </w:p>
         </w:tc>
@@ -253,7 +253,7 @@
                 <w:rFonts w:ascii="Calibri" w:hAnsi="Calibri"/>
                 <w:sz w:val="20"/>
               </w:rPr>
-              <w:t xml:space="default">0.41</w:t>
+              <w:t xml:space="default">0.43</w:t>
             </w:r>
           </w:p>
         </w:tc>
@@ -331,7 +331,7 @@
                 <w:rFonts w:ascii="Calibri" w:hAnsi="Calibri"/>
                 <w:sz w:val="20"/>
               </w:rPr>
-              <w:t xml:space="default">1.44 (1.2 - 1.7)</w:t>
+              <w:t xml:space="default">1.44 (1.2 - 1.71)</w:t>
             </w:r>
           </w:p>
         </w:tc>
@@ -457,7 +457,7 @@
                 <w:rFonts w:ascii="Calibri" w:hAnsi="Calibri"/>
                 <w:sz w:val="20"/>
               </w:rPr>
-              <w:t xml:space="default">1.44 (1.2 - 1.72)</w:t>
+              <w:t xml:space="default">1.44 (1.2 - 1.71)</w:t>
             </w:r>
           </w:p>
         </w:tc>
@@ -631,7 +631,7 @@
                 <w:rFonts w:ascii="Calibri" w:hAnsi="Calibri"/>
                 <w:sz w:val="20"/>
               </w:rPr>
-              <w:t xml:space="default">0.37</w:t>
+              <w:t xml:space="default">0.36</w:t>
             </w:r>
           </w:p>
         </w:tc>
@@ -835,7 +835,7 @@
                 <w:rFonts w:ascii="Calibri" w:hAnsi="Calibri"/>
                 <w:sz w:val="20"/>
               </w:rPr>
-              <w:t xml:space="default">1.16 (0.97 - 1.39)</w:t>
+              <w:t xml:space="default">1.16 (0.97 - 1.38)</w:t>
             </w:r>
           </w:p>
         </w:tc>
@@ -907,7 +907,7 @@
                 <w:rFonts w:ascii="Calibri" w:hAnsi="Calibri"/>
                 <w:sz w:val="20"/>
               </w:rPr>
-              <w:t xml:space="default">0.13</w:t>
+              <w:t xml:space="default">0.12</w:t>
             </w:r>
           </w:p>
         </w:tc>
@@ -961,31 +961,31 @@
                 <w:rFonts w:ascii="Calibri" w:hAnsi="Calibri"/>
                 <w:sz w:val="20"/>
               </w:rPr>
-              <w:t xml:space="default">0.95 (0.88 - 1.03)</w:t>
-            </w:r>
-          </w:p>
-        </w:tc>
-        <w:tc>
-          <w:tcPr>
-            <w:tcBorders>
-              <w:top w:val="single" w:space="0" w:color="D3D3D3"/>
-              <w:bottom w:val="single" w:space="0" w:color="D3D3D3"/>
-              <w:start w:val="single" w:space="0" w:color="D3D3D3"/>
-              <w:end w:val="single" w:space="0" w:color="D3D3D3"/>
-            </w:tcBorders>
-          </w:tcPr>
-          <w:p>
-            <w:pPr>
-              <w:spacing w:before="0" w:after="60"/>
-              <w:keepNext/>
-              <w:jc w:val="start"/>
-            </w:pPr>
-            <w:r>
-              <w:rPr>
-                <w:rFonts w:ascii="Calibri" w:hAnsi="Calibri"/>
-                <w:sz w:val="20"/>
-              </w:rPr>
-              <w:t xml:space="default">0.86</w:t>
+              <w:t xml:space="default">0.95 (0.88 - 1.04)</w:t>
+            </w:r>
+          </w:p>
+        </w:tc>
+        <w:tc>
+          <w:tcPr>
+            <w:tcBorders>
+              <w:top w:val="single" w:space="0" w:color="D3D3D3"/>
+              <w:bottom w:val="single" w:space="0" w:color="D3D3D3"/>
+              <w:start w:val="single" w:space="0" w:color="D3D3D3"/>
+              <w:end w:val="single" w:space="0" w:color="D3D3D3"/>
+            </w:tcBorders>
+          </w:tcPr>
+          <w:p>
+            <w:pPr>
+              <w:spacing w:before="0" w:after="60"/>
+              <w:keepNext/>
+              <w:jc w:val="start"/>
+            </w:pPr>
+            <w:r>
+              <w:rPr>
+                <w:rFonts w:ascii="Calibri" w:hAnsi="Calibri"/>
+                <w:sz w:val="20"/>
+              </w:rPr>
+              <w:t xml:space="default">0.87</w:t>
             </w:r>
             <w:r>
               <w:rPr>
@@ -1051,7 +1051,7 @@
                 <w:rFonts w:ascii="Calibri" w:hAnsi="Calibri"/>
                 <w:sz w:val="20"/>
               </w:rPr>
-              <w:t xml:space="default">0.52</w:t>
+              <w:t xml:space="default">0.53</w:t>
             </w:r>
           </w:p>
         </w:tc>
@@ -1190,7 +1190,11 @@
         <w:pStyle w:val="FirstParagraph"/>
       </w:pPr>
     </w:p>
-    <w:sectPr/>
+    <w:sectPr>
+      <w:footnotePr>
+        <w:numRestart w:val="eachSect"/>
+      </w:footnotePr>
+    </w:sectPr>
   </w:body>
 </w:document>
 </file>

--- a/manuscripts/table3.docx
+++ b/manuscripts/table3.docx
@@ -277,7 +277,7 @@
                 <w:rFonts w:ascii="Calibri" w:hAnsi="Calibri"/>
                 <w:sz w:val="20"/>
               </w:rPr>
-              <w:t xml:space="default">0.05</w:t>
+              <w:t xml:space="default">0.06</w:t>
             </w:r>
           </w:p>
         </w:tc>
@@ -457,7 +457,7 @@
                 <w:rFonts w:ascii="Calibri" w:hAnsi="Calibri"/>
                 <w:sz w:val="20"/>
               </w:rPr>
-              <w:t xml:space="default">1.44 (1.2 - 1.71)</w:t>
+              <w:t xml:space="default">1.44 (1.2 - 1.72)</w:t>
             </w:r>
           </w:p>
         </w:tc>
@@ -583,7 +583,7 @@
                 <w:rFonts w:ascii="Calibri" w:hAnsi="Calibri"/>
                 <w:sz w:val="20"/>
               </w:rPr>
-              <w:t xml:space="default">1.16 (0.98 - 1.39)</w:t>
+              <w:t xml:space="default">1.17 (0.98 - 1.38)</w:t>
             </w:r>
           </w:p>
         </w:tc>
@@ -631,7 +631,7 @@
                 <w:rFonts w:ascii="Calibri" w:hAnsi="Calibri"/>
                 <w:sz w:val="20"/>
               </w:rPr>
-              <w:t xml:space="default">0.36</w:t>
+              <w:t xml:space="default">0.38</w:t>
             </w:r>
           </w:p>
         </w:tc>
@@ -709,7 +709,7 @@
                 <w:rFonts w:ascii="Calibri" w:hAnsi="Calibri"/>
                 <w:sz w:val="20"/>
               </w:rPr>
-              <w:t xml:space="default">1.24 (1.04 - 1.48)</w:t>
+              <w:t xml:space="default">1.24 (1.05 - 1.47)</w:t>
             </w:r>
           </w:p>
         </w:tc>
@@ -757,31 +757,31 @@
                 <w:rFonts w:ascii="Calibri" w:hAnsi="Calibri"/>
                 <w:sz w:val="20"/>
               </w:rPr>
-              <w:t xml:space="default">0.65</w:t>
-            </w:r>
-          </w:p>
-        </w:tc>
-        <w:tc>
-          <w:tcPr>
-            <w:tcBorders>
-              <w:top w:val="single" w:space="0" w:color="D3D3D3"/>
-              <w:bottom w:val="single" w:space="0" w:color="D3D3D3"/>
-              <w:start w:val="single" w:space="0" w:color="D3D3D3"/>
-              <w:end w:val="single" w:space="0" w:color="D3D3D3"/>
-            </w:tcBorders>
-          </w:tcPr>
-          <w:p>
-            <w:pPr>
-              <w:spacing w:before="0" w:after="60"/>
-              <w:keepNext/>
-              <w:jc w:val="start"/>
-            </w:pPr>
-            <w:r>
-              <w:rPr>
-                <w:rFonts w:ascii="Calibri" w:hAnsi="Calibri"/>
-                <w:sz w:val="20"/>
-              </w:rPr>
-              <w:t xml:space="default">0.03</w:t>
+              <w:t xml:space="default">0.66</w:t>
+            </w:r>
+          </w:p>
+        </w:tc>
+        <w:tc>
+          <w:tcPr>
+            <w:tcBorders>
+              <w:top w:val="single" w:space="0" w:color="D3D3D3"/>
+              <w:bottom w:val="single" w:space="0" w:color="D3D3D3"/>
+              <w:start w:val="single" w:space="0" w:color="D3D3D3"/>
+              <w:end w:val="single" w:space="0" w:color="D3D3D3"/>
+            </w:tcBorders>
+          </w:tcPr>
+          <w:p>
+            <w:pPr>
+              <w:spacing w:before="0" w:after="60"/>
+              <w:keepNext/>
+              <w:jc w:val="start"/>
+            </w:pPr>
+            <w:r>
+              <w:rPr>
+                <w:rFonts w:ascii="Calibri" w:hAnsi="Calibri"/>
+                <w:sz w:val="20"/>
+              </w:rPr>
+              <w:t xml:space="default">0.02</w:t>
             </w:r>
           </w:p>
         </w:tc>
@@ -835,7 +835,7 @@
                 <w:rFonts w:ascii="Calibri" w:hAnsi="Calibri"/>
                 <w:sz w:val="20"/>
               </w:rPr>
-              <w:t xml:space="default">1.16 (0.97 - 1.38)</w:t>
+              <w:t xml:space="default">1.16 (0.97 - 1.39)</w:t>
             </w:r>
           </w:p>
         </w:tc>
@@ -883,7 +883,7 @@
                 <w:rFonts w:ascii="Calibri" w:hAnsi="Calibri"/>
                 <w:sz w:val="20"/>
               </w:rPr>
-              <w:t xml:space="default">0.35</w:t>
+              <w:t xml:space="default">0.34</w:t>
             </w:r>
           </w:p>
         </w:tc>
@@ -1051,7 +1051,7 @@
                 <w:rFonts w:ascii="Calibri" w:hAnsi="Calibri"/>
                 <w:sz w:val="20"/>
               </w:rPr>
-              <w:t xml:space="default">0.53</w:t>
+              <w:t xml:space="default">0.52</w:t>
             </w:r>
           </w:p>
         </w:tc>

--- a/manuscripts/table3.docx
+++ b/manuscripts/table3.docx
@@ -39,7 +39,7 @@
                 <w:rFonts w:ascii="Calibri" w:hAnsi="Calibri"/>
                 <w:sz w:val="20"/>
               </w:rPr>
-              <w:t xml:space="default">Outcome</w:t>
+              <w:t xml:space="default">Subgroup</w:t>
             </w:r>
           </w:p>
         </w:tc>
@@ -49,6 +49,52 @@
               <w:top w:val="single" w:sz="16" w:space="0" w:color="D3D3D3"/>
               <w:bottom w:val="single" w:sz="16" w:space="0" w:color="D3D3D3"/>
               <w:start w:val="single" w:space="0" w:color="D3D3D3"/>
+            </w:tcBorders>
+          </w:tcPr>
+          <w:p>
+            <w:pPr>
+              <w:spacing w:before="0" w:after="60"/>
+              <w:keepNext/>
+              <w:jc w:val="start"/>
+            </w:pPr>
+            <w:r>
+              <w:rPr>
+                <w:b w:val="true"/>
+                <w:rFonts w:ascii="Calibri" w:hAnsi="Calibri"/>
+                <w:sz w:val="20"/>
+              </w:rPr>
+              <w:t xml:space="preserve">Left Hemisphere</w:t>
+            </w:r>
+          </w:p>
+        </w:tc>
+        <w:tc>
+          <w:tcPr>
+            <w:tcBorders>
+              <w:top w:val="single" w:sz="16" w:space="0" w:color="D3D3D3"/>
+              <w:bottom w:val="single" w:sz="16" w:space="0" w:color="D3D3D3"/>
+            </w:tcBorders>
+          </w:tcPr>
+          <w:p>
+            <w:pPr>
+              <w:spacing w:before="0" w:after="60"/>
+              <w:keepNext/>
+              <w:jc w:val="start"/>
+            </w:pPr>
+            <w:r>
+              <w:rPr>
+                <w:b w:val="true"/>
+                <w:rFonts w:ascii="Calibri" w:hAnsi="Calibri"/>
+                <w:sz w:val="20"/>
+              </w:rPr>
+              <w:t xml:space="preserve">Right Hemisphere</w:t>
+            </w:r>
+          </w:p>
+        </w:tc>
+        <w:tc>
+          <w:tcPr>
+            <w:tcBorders>
+              <w:top w:val="single" w:sz="16" w:space="0" w:color="D3D3D3"/>
+              <w:bottom w:val="single" w:sz="16" w:space="0" w:color="D3D3D3"/>
             </w:tcBorders>
           </w:tcPr>
           <w:p>
@@ -163,121 +209,27 @@
         <w:tc>
           <w:tcPr>
             <w:tcBorders>
-              <w:top w:val="single" w:space="0" w:color="D3D3D3"/>
-              <w:bottom w:val="single" w:space="0" w:color="D3D3D3"/>
-              <w:start w:val="single" w:space="0" w:color="D3D3D3"/>
-              <w:end w:val="single" w:space="0" w:color="D3D3D3"/>
-            </w:tcBorders>
-          </w:tcPr>
-          <w:p>
-            <w:pPr>
-              <w:spacing w:before="0" w:after="60"/>
-              <w:keepNext/>
-              <w:jc w:val="start"/>
-            </w:pPr>
-            <w:r>
-              <w:rPr>
-                <w:rFonts w:ascii="Calibri" w:hAnsi="Calibri"/>
-                <w:sz w:val="20"/>
-                <w:b w:val="true"/>
-              </w:rPr>
-              <w:t xml:space="default">Modified Rankin Score</w:t>
-            </w:r>
-          </w:p>
-        </w:tc>
-        <w:tc>
-          <w:tcPr>
-            <w:tcBorders>
-              <w:top w:val="single" w:space="0" w:color="D3D3D3"/>
-              <w:bottom w:val="single" w:space="0" w:color="D3D3D3"/>
-              <w:start w:val="single" w:space="0" w:color="D3D3D3"/>
-              <w:end w:val="single" w:space="0" w:color="D3D3D3"/>
-            </w:tcBorders>
-          </w:tcPr>
-          <w:p>
-            <w:pPr>
-              <w:spacing w:before="0" w:after="60"/>
-              <w:keepNext/>
-              <w:jc w:val="start"/>
-            </w:pPr>
-            <w:r>
-              <w:rPr>
-                <w:rFonts w:ascii="Calibri" w:hAnsi="Calibri"/>
-                <w:sz w:val="20"/>
-              </w:rPr>
-              <w:t xml:space="default">1.18 (1.02 - 1.37)</w:t>
-            </w:r>
-          </w:p>
-        </w:tc>
-        <w:tc>
-          <w:tcPr>
-            <w:tcBorders>
-              <w:top w:val="single" w:space="0" w:color="D3D3D3"/>
-              <w:bottom w:val="single" w:space="0" w:color="D3D3D3"/>
-              <w:start w:val="single" w:space="0" w:color="D3D3D3"/>
-              <w:end w:val="single" w:space="0" w:color="D3D3D3"/>
-            </w:tcBorders>
-          </w:tcPr>
-          <w:p>
-            <w:pPr>
-              <w:spacing w:before="0" w:after="60"/>
-              <w:keepNext/>
-              <w:jc w:val="start"/>
-            </w:pPr>
-            <w:r>
-              <w:rPr>
-                <w:rFonts w:ascii="Calibri" w:hAnsi="Calibri"/>
-                <w:sz w:val="20"/>
-              </w:rPr>
-              <w:t xml:space="default">0.99</w:t>
-            </w:r>
-          </w:p>
-        </w:tc>
-        <w:tc>
-          <w:tcPr>
-            <w:tcBorders>
-              <w:top w:val="single" w:space="0" w:color="D3D3D3"/>
-              <w:bottom w:val="single" w:space="0" w:color="D3D3D3"/>
-              <w:start w:val="single" w:space="0" w:color="D3D3D3"/>
-              <w:end w:val="single" w:space="0" w:color="D3D3D3"/>
-            </w:tcBorders>
-          </w:tcPr>
-          <w:p>
-            <w:pPr>
-              <w:spacing w:before="0" w:after="60"/>
-              <w:keepNext/>
-              <w:jc w:val="start"/>
-            </w:pPr>
-            <w:r>
-              <w:rPr>
-                <w:rFonts w:ascii="Calibri" w:hAnsi="Calibri"/>
-                <w:sz w:val="20"/>
-              </w:rPr>
-              <w:t xml:space="default">0.43</w:t>
-            </w:r>
-          </w:p>
-        </w:tc>
-        <w:tc>
-          <w:tcPr>
-            <w:tcBorders>
-              <w:top w:val="single" w:space="0" w:color="D3D3D3"/>
-              <w:bottom w:val="single" w:space="0" w:color="D3D3D3"/>
-              <w:start w:val="single" w:space="0" w:color="D3D3D3"/>
-              <w:end w:val="single" w:space="0" w:color="D3D3D3"/>
-            </w:tcBorders>
-          </w:tcPr>
-          <w:p>
-            <w:pPr>
-              <w:spacing w:before="0" w:after="60"/>
-              <w:keepNext/>
-              <w:jc w:val="start"/>
-            </w:pPr>
-            <w:r>
-              <w:rPr>
-                <w:rFonts w:ascii="Calibri" w:hAnsi="Calibri"/>
-                <w:sz w:val="20"/>
-              </w:rPr>
-              <w:t xml:space="default">0.06</w:t>
+              <w:top w:val="single" w:sz="16" w:space="0" w:color="D3D3D3"/>
+              <w:bottom w:val="single" w:sz="16" w:space="0" w:color="D3D3D3"/>
+              <w:start w:val="single" w:space="0" w:color="D3D3D3"/>
+              <w:end w:val="single" w:space="0" w:color="D3D3D3"/>
+            </w:tcBorders>
+            <w:tcMar>
+              <w:top w:w="25" w:type="dxa"/>
+            </w:tcMar>
+            <w:gridSpan w:val="7"/>
+          </w:tcPr>
+          <w:p>
+            <w:pPr>
+              <w:spacing w:before="0" w:after="60"/>
+              <w:keepNext/>
+            </w:pPr>
+            <w:r>
+              <w:rPr>
+                <w:rFonts w:ascii="Calibri" w:hAnsi="Calibri"/>
+                <w:sz w:val="20"/>
+              </w:rPr>
+              <w:t xml:space="default">ICH Location</w:t>
             </w:r>
           </w:p>
         </w:tc>
@@ -307,103 +259,151 @@
                 <w:sz w:val="20"/>
                 <w:b w:val="true"/>
               </w:rPr>
-              <w:t xml:space="default">EuroQOL - Mobility</w:t>
-            </w:r>
-          </w:p>
-        </w:tc>
-        <w:tc>
-          <w:tcPr>
-            <w:tcBorders>
-              <w:top w:val="single" w:space="0" w:color="D3D3D3"/>
-              <w:bottom w:val="single" w:space="0" w:color="D3D3D3"/>
-              <w:start w:val="single" w:space="0" w:color="D3D3D3"/>
-              <w:end w:val="single" w:space="0" w:color="D3D3D3"/>
-            </w:tcBorders>
-          </w:tcPr>
-          <w:p>
-            <w:pPr>
-              <w:spacing w:before="0" w:after="60"/>
-              <w:keepNext/>
-              <w:jc w:val="start"/>
-            </w:pPr>
-            <w:r>
-              <w:rPr>
-                <w:rFonts w:ascii="Calibri" w:hAnsi="Calibri"/>
-                <w:sz w:val="20"/>
-              </w:rPr>
-              <w:t xml:space="default">1.44 (1.2 - 1.71)</w:t>
-            </w:r>
-          </w:p>
-        </w:tc>
-        <w:tc>
-          <w:tcPr>
-            <w:tcBorders>
-              <w:top w:val="single" w:space="0" w:color="D3D3D3"/>
-              <w:bottom w:val="single" w:space="0" w:color="D3D3D3"/>
-              <w:start w:val="single" w:space="0" w:color="D3D3D3"/>
-              <w:end w:val="single" w:space="0" w:color="D3D3D3"/>
-            </w:tcBorders>
-          </w:tcPr>
-          <w:p>
-            <w:pPr>
-              <w:spacing w:before="0" w:after="60"/>
-              <w:keepNext/>
-              <w:jc w:val="start"/>
-            </w:pPr>
-            <w:r>
-              <w:rPr>
-                <w:rFonts w:ascii="Calibri" w:hAnsi="Calibri"/>
-                <w:sz w:val="20"/>
-              </w:rPr>
-              <w:t xml:space="default">1.00</w:t>
-            </w:r>
-          </w:p>
-        </w:tc>
-        <w:tc>
-          <w:tcPr>
-            <w:tcBorders>
-              <w:top w:val="single" w:space="0" w:color="D3D3D3"/>
-              <w:bottom w:val="single" w:space="0" w:color="D3D3D3"/>
-              <w:start w:val="single" w:space="0" w:color="D3D3D3"/>
-              <w:end w:val="single" w:space="0" w:color="D3D3D3"/>
-            </w:tcBorders>
-          </w:tcPr>
-          <w:p>
-            <w:pPr>
-              <w:spacing w:before="0" w:after="60"/>
-              <w:keepNext/>
-              <w:jc w:val="start"/>
-            </w:pPr>
-            <w:r>
-              <w:rPr>
-                <w:rFonts w:ascii="Calibri" w:hAnsi="Calibri"/>
-                <w:sz w:val="20"/>
-              </w:rPr>
-              <w:t xml:space="default">0.98</w:t>
-            </w:r>
-          </w:p>
-        </w:tc>
-        <w:tc>
-          <w:tcPr>
-            <w:tcBorders>
-              <w:top w:val="single" w:space="0" w:color="D3D3D3"/>
-              <w:bottom w:val="single" w:space="0" w:color="D3D3D3"/>
-              <w:start w:val="single" w:space="0" w:color="D3D3D3"/>
-              <w:end w:val="single" w:space="0" w:color="D3D3D3"/>
-            </w:tcBorders>
-          </w:tcPr>
-          <w:p>
-            <w:pPr>
-              <w:spacing w:before="0" w:after="60"/>
-              <w:keepNext/>
-              <w:jc w:val="start"/>
-            </w:pPr>
-            <w:r>
-              <w:rPr>
-                <w:rFonts w:ascii="Calibri" w:hAnsi="Calibri"/>
-                <w:sz w:val="20"/>
-              </w:rPr>
-              <w:t xml:space="default">0.00</w:t>
+              <w:t xml:space="default">Basal Ganglia</w:t>
+            </w:r>
+          </w:p>
+        </w:tc>
+        <w:tc>
+          <w:tcPr>
+            <w:tcBorders>
+              <w:top w:val="single" w:space="0" w:color="D3D3D3"/>
+              <w:bottom w:val="single" w:space="0" w:color="D3D3D3"/>
+              <w:start w:val="single" w:space="0" w:color="D3D3D3"/>
+              <w:end w:val="single" w:space="0" w:color="D3D3D3"/>
+            </w:tcBorders>
+          </w:tcPr>
+          <w:p>
+            <w:pPr>
+              <w:spacing w:before="0" w:after="60"/>
+              <w:keepNext/>
+              <w:jc w:val="start"/>
+            </w:pPr>
+            <w:r>
+              <w:rPr>
+                <w:rFonts w:ascii="Calibri" w:hAnsi="Calibri"/>
+                <w:sz w:val="20"/>
+              </w:rPr>
+              <w:t xml:space="default">43 (6.2%)</w:t>
+            </w:r>
+          </w:p>
+        </w:tc>
+        <w:tc>
+          <w:tcPr>
+            <w:tcBorders>
+              <w:top w:val="single" w:space="0" w:color="D3D3D3"/>
+              <w:bottom w:val="single" w:space="0" w:color="D3D3D3"/>
+              <w:start w:val="single" w:space="0" w:color="D3D3D3"/>
+              <w:end w:val="single" w:space="0" w:color="D3D3D3"/>
+            </w:tcBorders>
+          </w:tcPr>
+          <w:p>
+            <w:pPr>
+              <w:spacing w:before="0" w:after="60"/>
+              <w:keepNext/>
+              <w:jc w:val="start"/>
+            </w:pPr>
+            <w:r>
+              <w:rPr>
+                <w:rFonts w:ascii="Calibri" w:hAnsi="Calibri"/>
+                <w:sz w:val="20"/>
+              </w:rPr>
+              <w:t xml:space="default">51 (8.3%)</w:t>
+            </w:r>
+          </w:p>
+        </w:tc>
+        <w:tc>
+          <w:tcPr>
+            <w:tcBorders>
+              <w:top w:val="single" w:space="0" w:color="D3D3D3"/>
+              <w:bottom w:val="single" w:space="0" w:color="D3D3D3"/>
+              <w:start w:val="single" w:space="0" w:color="D3D3D3"/>
+              <w:end w:val="single" w:space="0" w:color="D3D3D3"/>
+            </w:tcBorders>
+          </w:tcPr>
+          <w:p>
+            <w:pPr>
+              <w:spacing w:before="0" w:after="60"/>
+              <w:keepNext/>
+              <w:jc w:val="start"/>
+            </w:pPr>
+            <w:r>
+              <w:rPr>
+                <w:rFonts w:ascii="Calibri" w:hAnsi="Calibri"/>
+                <w:sz w:val="20"/>
+              </w:rPr>
+              <w:t xml:space="default">1.39 (0.86 - 2.12)</w:t>
+            </w:r>
+          </w:p>
+        </w:tc>
+        <w:tc>
+          <w:tcPr>
+            <w:tcBorders>
+              <w:top w:val="single" w:space="0" w:color="D3D3D3"/>
+              <w:bottom w:val="single" w:space="0" w:color="D3D3D3"/>
+              <w:start w:val="single" w:space="0" w:color="D3D3D3"/>
+              <w:end w:val="single" w:space="0" w:color="D3D3D3"/>
+            </w:tcBorders>
+          </w:tcPr>
+          <w:p>
+            <w:pPr>
+              <w:spacing w:before="0" w:after="60"/>
+              <w:keepNext/>
+              <w:jc w:val="start"/>
+            </w:pPr>
+            <w:r>
+              <w:rPr>
+                <w:rFonts w:ascii="Calibri" w:hAnsi="Calibri"/>
+                <w:sz w:val="20"/>
+              </w:rPr>
+              <w:t xml:space="default">0.91</w:t>
+            </w:r>
+          </w:p>
+        </w:tc>
+        <w:tc>
+          <w:tcPr>
+            <w:tcBorders>
+              <w:top w:val="single" w:space="0" w:color="D3D3D3"/>
+              <w:bottom w:val="single" w:space="0" w:color="D3D3D3"/>
+              <w:start w:val="single" w:space="0" w:color="D3D3D3"/>
+              <w:end w:val="single" w:space="0" w:color="D3D3D3"/>
+            </w:tcBorders>
+          </w:tcPr>
+          <w:p>
+            <w:pPr>
+              <w:spacing w:before="0" w:after="60"/>
+              <w:keepNext/>
+              <w:jc w:val="start"/>
+            </w:pPr>
+            <w:r>
+              <w:rPr>
+                <w:rFonts w:ascii="Calibri" w:hAnsi="Calibri"/>
+                <w:sz w:val="20"/>
+              </w:rPr>
+              <w:t xml:space="default">0.70</w:t>
+            </w:r>
+          </w:p>
+        </w:tc>
+        <w:tc>
+          <w:tcPr>
+            <w:tcBorders>
+              <w:top w:val="single" w:space="0" w:color="D3D3D3"/>
+              <w:bottom w:val="single" w:space="0" w:color="D3D3D3"/>
+              <w:start w:val="single" w:space="0" w:color="D3D3D3"/>
+              <w:end w:val="single" w:space="0" w:color="D3D3D3"/>
+            </w:tcBorders>
+          </w:tcPr>
+          <w:p>
+            <w:pPr>
+              <w:spacing w:before="0" w:after="60"/>
+              <w:keepNext/>
+              <w:jc w:val="start"/>
+            </w:pPr>
+            <w:r>
+              <w:rPr>
+                <w:rFonts w:ascii="Calibri" w:hAnsi="Calibri"/>
+                <w:sz w:val="20"/>
+              </w:rPr>
+              <w:t xml:space="default">0.07</w:t>
             </w:r>
           </w:p>
         </w:tc>
@@ -433,31 +433,79 @@
                 <w:sz w:val="20"/>
                 <w:b w:val="true"/>
               </w:rPr>
-              <w:t xml:space="default">EuroQOL - Self-Care</w:t>
-            </w:r>
-          </w:p>
-        </w:tc>
-        <w:tc>
-          <w:tcPr>
-            <w:tcBorders>
-              <w:top w:val="single" w:space="0" w:color="D3D3D3"/>
-              <w:bottom w:val="single" w:space="0" w:color="D3D3D3"/>
-              <w:start w:val="single" w:space="0" w:color="D3D3D3"/>
-              <w:end w:val="single" w:space="0" w:color="D3D3D3"/>
-            </w:tcBorders>
-          </w:tcPr>
-          <w:p>
-            <w:pPr>
-              <w:spacing w:before="0" w:after="60"/>
-              <w:keepNext/>
-              <w:jc w:val="start"/>
-            </w:pPr>
-            <w:r>
-              <w:rPr>
-                <w:rFonts w:ascii="Calibri" w:hAnsi="Calibri"/>
-                <w:sz w:val="20"/>
-              </w:rPr>
-              <w:t xml:space="default">1.44 (1.2 - 1.72)</w:t>
+              <w:t xml:space="default">Lobar</w:t>
+            </w:r>
+          </w:p>
+        </w:tc>
+        <w:tc>
+          <w:tcPr>
+            <w:tcBorders>
+              <w:top w:val="single" w:space="0" w:color="D3D3D3"/>
+              <w:bottom w:val="single" w:space="0" w:color="D3D3D3"/>
+              <w:start w:val="single" w:space="0" w:color="D3D3D3"/>
+              <w:end w:val="single" w:space="0" w:color="D3D3D3"/>
+            </w:tcBorders>
+          </w:tcPr>
+          <w:p>
+            <w:pPr>
+              <w:spacing w:before="0" w:after="60"/>
+              <w:keepNext/>
+              <w:jc w:val="start"/>
+            </w:pPr>
+            <w:r>
+              <w:rPr>
+                <w:rFonts w:ascii="Calibri" w:hAnsi="Calibri"/>
+                <w:sz w:val="20"/>
+              </w:rPr>
+              <w:t xml:space="default">39 (7.7%)</w:t>
+            </w:r>
+          </w:p>
+        </w:tc>
+        <w:tc>
+          <w:tcPr>
+            <w:tcBorders>
+              <w:top w:val="single" w:space="0" w:color="D3D3D3"/>
+              <w:bottom w:val="single" w:space="0" w:color="D3D3D3"/>
+              <w:start w:val="single" w:space="0" w:color="D3D3D3"/>
+              <w:end w:val="single" w:space="0" w:color="D3D3D3"/>
+            </w:tcBorders>
+          </w:tcPr>
+          <w:p>
+            <w:pPr>
+              <w:spacing w:before="0" w:after="60"/>
+              <w:keepNext/>
+              <w:jc w:val="start"/>
+            </w:pPr>
+            <w:r>
+              <w:rPr>
+                <w:rFonts w:ascii="Calibri" w:hAnsi="Calibri"/>
+                <w:sz w:val="20"/>
+              </w:rPr>
+              <w:t xml:space="default">76 (14.9%)</w:t>
+            </w:r>
+          </w:p>
+        </w:tc>
+        <w:tc>
+          <w:tcPr>
+            <w:tcBorders>
+              <w:top w:val="single" w:space="0" w:color="D3D3D3"/>
+              <w:bottom w:val="single" w:space="0" w:color="D3D3D3"/>
+              <w:start w:val="single" w:space="0" w:color="D3D3D3"/>
+              <w:end w:val="single" w:space="0" w:color="D3D3D3"/>
+            </w:tcBorders>
+          </w:tcPr>
+          <w:p>
+            <w:pPr>
+              <w:spacing w:before="0" w:after="60"/>
+              <w:keepNext/>
+              <w:jc w:val="start"/>
+            </w:pPr>
+            <w:r>
+              <w:rPr>
+                <w:rFonts w:ascii="Calibri" w:hAnsi="Calibri"/>
+                <w:sz w:val="20"/>
+              </w:rPr>
+              <w:t xml:space="default">2.00 (1.30 - 2.99)</w:t>
             </w:r>
           </w:p>
         </w:tc>
@@ -505,7 +553,7 @@
                 <w:rFonts w:ascii="Calibri" w:hAnsi="Calibri"/>
                 <w:sz w:val="20"/>
               </w:rPr>
-              <w:t xml:space="default">0.98</w:t>
+              <w:t xml:space="default">0.99</w:t>
             </w:r>
           </w:p>
         </w:tc>
@@ -559,103 +607,151 @@
                 <w:sz w:val="20"/>
                 <w:b w:val="true"/>
               </w:rPr>
-              <w:t xml:space="default">EuroQOL - Usual Activities</w:t>
-            </w:r>
-          </w:p>
-        </w:tc>
-        <w:tc>
-          <w:tcPr>
-            <w:tcBorders>
-              <w:top w:val="single" w:space="0" w:color="D3D3D3"/>
-              <w:bottom w:val="single" w:space="0" w:color="D3D3D3"/>
-              <w:start w:val="single" w:space="0" w:color="D3D3D3"/>
-              <w:end w:val="single" w:space="0" w:color="D3D3D3"/>
-            </w:tcBorders>
-          </w:tcPr>
-          <w:p>
-            <w:pPr>
-              <w:spacing w:before="0" w:after="60"/>
-              <w:keepNext/>
-              <w:jc w:val="start"/>
-            </w:pPr>
-            <w:r>
-              <w:rPr>
-                <w:rFonts w:ascii="Calibri" w:hAnsi="Calibri"/>
-                <w:sz w:val="20"/>
-              </w:rPr>
-              <w:t xml:space="default">1.17 (0.98 - 1.38)</w:t>
-            </w:r>
-          </w:p>
-        </w:tc>
-        <w:tc>
-          <w:tcPr>
-            <w:tcBorders>
-              <w:top w:val="single" w:space="0" w:color="D3D3D3"/>
-              <w:bottom w:val="single" w:space="0" w:color="D3D3D3"/>
-              <w:start w:val="single" w:space="0" w:color="D3D3D3"/>
-              <w:end w:val="single" w:space="0" w:color="D3D3D3"/>
-            </w:tcBorders>
-          </w:tcPr>
-          <w:p>
-            <w:pPr>
-              <w:spacing w:before="0" w:after="60"/>
-              <w:keepNext/>
-              <w:jc w:val="start"/>
-            </w:pPr>
-            <w:r>
-              <w:rPr>
-                <w:rFonts w:ascii="Calibri" w:hAnsi="Calibri"/>
-                <w:sz w:val="20"/>
-              </w:rPr>
-              <w:t xml:space="default">0.96</w:t>
-            </w:r>
-          </w:p>
-        </w:tc>
-        <w:tc>
-          <w:tcPr>
-            <w:tcBorders>
-              <w:top w:val="single" w:space="0" w:color="D3D3D3"/>
-              <w:bottom w:val="single" w:space="0" w:color="D3D3D3"/>
-              <w:start w:val="single" w:space="0" w:color="D3D3D3"/>
-              <w:end w:val="single" w:space="0" w:color="D3D3D3"/>
-            </w:tcBorders>
-          </w:tcPr>
-          <w:p>
-            <w:pPr>
-              <w:spacing w:before="0" w:after="60"/>
-              <w:keepNext/>
-              <w:jc w:val="start"/>
-            </w:pPr>
-            <w:r>
-              <w:rPr>
-                <w:rFonts w:ascii="Calibri" w:hAnsi="Calibri"/>
-                <w:sz w:val="20"/>
-              </w:rPr>
-              <w:t xml:space="default">0.38</w:t>
-            </w:r>
-          </w:p>
-        </w:tc>
-        <w:tc>
-          <w:tcPr>
-            <w:tcBorders>
-              <w:top w:val="single" w:space="0" w:color="D3D3D3"/>
-              <w:bottom w:val="single" w:space="0" w:color="D3D3D3"/>
-              <w:start w:val="single" w:space="0" w:color="D3D3D3"/>
-              <w:end w:val="single" w:space="0" w:color="D3D3D3"/>
-            </w:tcBorders>
-          </w:tcPr>
-          <w:p>
-            <w:pPr>
-              <w:spacing w:before="0" w:after="60"/>
-              <w:keepNext/>
-              <w:jc w:val="start"/>
-            </w:pPr>
-            <w:r>
-              <w:rPr>
-                <w:rFonts w:ascii="Calibri" w:hAnsi="Calibri"/>
-                <w:sz w:val="20"/>
-              </w:rPr>
-              <w:t xml:space="default">0.11</w:t>
+              <w:t xml:space="default">Thalamus</w:t>
+            </w:r>
+          </w:p>
+        </w:tc>
+        <w:tc>
+          <w:tcPr>
+            <w:tcBorders>
+              <w:top w:val="single" w:space="0" w:color="D3D3D3"/>
+              <w:bottom w:val="single" w:space="0" w:color="D3D3D3"/>
+              <w:start w:val="single" w:space="0" w:color="D3D3D3"/>
+              <w:end w:val="single" w:space="0" w:color="D3D3D3"/>
+            </w:tcBorders>
+          </w:tcPr>
+          <w:p>
+            <w:pPr>
+              <w:spacing w:before="0" w:after="60"/>
+              <w:keepNext/>
+              <w:jc w:val="start"/>
+            </w:pPr>
+            <w:r>
+              <w:rPr>
+                <w:rFonts w:ascii="Calibri" w:hAnsi="Calibri"/>
+                <w:sz w:val="20"/>
+              </w:rPr>
+              <w:t xml:space="default">4 (0.8%)</w:t>
+            </w:r>
+          </w:p>
+        </w:tc>
+        <w:tc>
+          <w:tcPr>
+            <w:tcBorders>
+              <w:top w:val="single" w:space="0" w:color="D3D3D3"/>
+              <w:bottom w:val="single" w:space="0" w:color="D3D3D3"/>
+              <w:start w:val="single" w:space="0" w:color="D3D3D3"/>
+              <w:end w:val="single" w:space="0" w:color="D3D3D3"/>
+            </w:tcBorders>
+          </w:tcPr>
+          <w:p>
+            <w:pPr>
+              <w:spacing w:before="0" w:after="60"/>
+              <w:keepNext/>
+              <w:jc w:val="start"/>
+            </w:pPr>
+            <w:r>
+              <w:rPr>
+                <w:rFonts w:ascii="Calibri" w:hAnsi="Calibri"/>
+                <w:sz w:val="20"/>
+              </w:rPr>
+              <w:t xml:space="default">17 (2.7%)</w:t>
+            </w:r>
+          </w:p>
+        </w:tc>
+        <w:tc>
+          <w:tcPr>
+            <w:tcBorders>
+              <w:top w:val="single" w:space="0" w:color="D3D3D3"/>
+              <w:bottom w:val="single" w:space="0" w:color="D3D3D3"/>
+              <w:start w:val="single" w:space="0" w:color="D3D3D3"/>
+              <w:end w:val="single" w:space="0" w:color="D3D3D3"/>
+            </w:tcBorders>
+          </w:tcPr>
+          <w:p>
+            <w:pPr>
+              <w:spacing w:before="0" w:after="60"/>
+              <w:keepNext/>
+              <w:jc w:val="start"/>
+            </w:pPr>
+            <w:r>
+              <w:rPr>
+                <w:rFonts w:ascii="Calibri" w:hAnsi="Calibri"/>
+                <w:sz w:val="20"/>
+              </w:rPr>
+              <w:t xml:space="default">1.79 (0.83 - 3.42)</w:t>
+            </w:r>
+          </w:p>
+        </w:tc>
+        <w:tc>
+          <w:tcPr>
+            <w:tcBorders>
+              <w:top w:val="single" w:space="0" w:color="D3D3D3"/>
+              <w:bottom w:val="single" w:space="0" w:color="D3D3D3"/>
+              <w:start w:val="single" w:space="0" w:color="D3D3D3"/>
+              <w:end w:val="single" w:space="0" w:color="D3D3D3"/>
+            </w:tcBorders>
+          </w:tcPr>
+          <w:p>
+            <w:pPr>
+              <w:spacing w:before="0" w:after="60"/>
+              <w:keepNext/>
+              <w:jc w:val="start"/>
+            </w:pPr>
+            <w:r>
+              <w:rPr>
+                <w:rFonts w:ascii="Calibri" w:hAnsi="Calibri"/>
+                <w:sz w:val="20"/>
+              </w:rPr>
+              <w:t xml:space="default">0.92</w:t>
+            </w:r>
+          </w:p>
+        </w:tc>
+        <w:tc>
+          <w:tcPr>
+            <w:tcBorders>
+              <w:top w:val="single" w:space="0" w:color="D3D3D3"/>
+              <w:bottom w:val="single" w:space="0" w:color="D3D3D3"/>
+              <w:start w:val="single" w:space="0" w:color="D3D3D3"/>
+              <w:end w:val="single" w:space="0" w:color="D3D3D3"/>
+            </w:tcBorders>
+          </w:tcPr>
+          <w:p>
+            <w:pPr>
+              <w:spacing w:before="0" w:after="60"/>
+              <w:keepNext/>
+              <w:jc w:val="start"/>
+            </w:pPr>
+            <w:r>
+              <w:rPr>
+                <w:rFonts w:ascii="Calibri" w:hAnsi="Calibri"/>
+                <w:sz w:val="20"/>
+              </w:rPr>
+              <w:t xml:space="default">0.82</w:t>
+            </w:r>
+          </w:p>
+        </w:tc>
+        <w:tc>
+          <w:tcPr>
+            <w:tcBorders>
+              <w:top w:val="single" w:space="0" w:color="D3D3D3"/>
+              <w:bottom w:val="single" w:space="0" w:color="D3D3D3"/>
+              <w:start w:val="single" w:space="0" w:color="D3D3D3"/>
+              <w:end w:val="single" w:space="0" w:color="D3D3D3"/>
+            </w:tcBorders>
+          </w:tcPr>
+          <w:p>
+            <w:pPr>
+              <w:spacing w:before="0" w:after="60"/>
+              <w:keepNext/>
+              <w:jc w:val="start"/>
+            </w:pPr>
+            <w:r>
+              <w:rPr>
+                <w:rFonts w:ascii="Calibri" w:hAnsi="Calibri"/>
+                <w:sz w:val="20"/>
+              </w:rPr>
+              <w:t xml:space="default">0.04</w:t>
             </w:r>
           </w:p>
         </w:tc>
@@ -667,121 +763,27 @@
         <w:tc>
           <w:tcPr>
             <w:tcBorders>
-              <w:top w:val="single" w:space="0" w:color="D3D3D3"/>
-              <w:bottom w:val="single" w:space="0" w:color="D3D3D3"/>
-              <w:start w:val="single" w:space="0" w:color="D3D3D3"/>
-              <w:end w:val="single" w:space="0" w:color="D3D3D3"/>
-            </w:tcBorders>
-          </w:tcPr>
-          <w:p>
-            <w:pPr>
-              <w:spacing w:before="0" w:after="60"/>
-              <w:keepNext/>
-              <w:jc w:val="start"/>
-            </w:pPr>
-            <w:r>
-              <w:rPr>
-                <w:rFonts w:ascii="Calibri" w:hAnsi="Calibri"/>
-                <w:sz w:val="20"/>
-                <w:b w:val="true"/>
-              </w:rPr>
-              <w:t xml:space="default">EuroQOL - Pain/Discomfort</w:t>
-            </w:r>
-          </w:p>
-        </w:tc>
-        <w:tc>
-          <w:tcPr>
-            <w:tcBorders>
-              <w:top w:val="single" w:space="0" w:color="D3D3D3"/>
-              <w:bottom w:val="single" w:space="0" w:color="D3D3D3"/>
-              <w:start w:val="single" w:space="0" w:color="D3D3D3"/>
-              <w:end w:val="single" w:space="0" w:color="D3D3D3"/>
-            </w:tcBorders>
-          </w:tcPr>
-          <w:p>
-            <w:pPr>
-              <w:spacing w:before="0" w:after="60"/>
-              <w:keepNext/>
-              <w:jc w:val="start"/>
-            </w:pPr>
-            <w:r>
-              <w:rPr>
-                <w:rFonts w:ascii="Calibri" w:hAnsi="Calibri"/>
-                <w:sz w:val="20"/>
-              </w:rPr>
-              <w:t xml:space="default">1.24 (1.05 - 1.47)</w:t>
-            </w:r>
-          </w:p>
-        </w:tc>
-        <w:tc>
-          <w:tcPr>
-            <w:tcBorders>
-              <w:top w:val="single" w:space="0" w:color="D3D3D3"/>
-              <w:bottom w:val="single" w:space="0" w:color="D3D3D3"/>
-              <w:start w:val="single" w:space="0" w:color="D3D3D3"/>
-              <w:end w:val="single" w:space="0" w:color="D3D3D3"/>
-            </w:tcBorders>
-          </w:tcPr>
-          <w:p>
-            <w:pPr>
-              <w:spacing w:before="0" w:after="60"/>
-              <w:keepNext/>
-              <w:jc w:val="start"/>
-            </w:pPr>
-            <w:r>
-              <w:rPr>
-                <w:rFonts w:ascii="Calibri" w:hAnsi="Calibri"/>
-                <w:sz w:val="20"/>
-              </w:rPr>
-              <w:t xml:space="default">0.99</w:t>
-            </w:r>
-          </w:p>
-        </w:tc>
-        <w:tc>
-          <w:tcPr>
-            <w:tcBorders>
-              <w:top w:val="single" w:space="0" w:color="D3D3D3"/>
-              <w:bottom w:val="single" w:space="0" w:color="D3D3D3"/>
-              <w:start w:val="single" w:space="0" w:color="D3D3D3"/>
-              <w:end w:val="single" w:space="0" w:color="D3D3D3"/>
-            </w:tcBorders>
-          </w:tcPr>
-          <w:p>
-            <w:pPr>
-              <w:spacing w:before="0" w:after="60"/>
-              <w:keepNext/>
-              <w:jc w:val="start"/>
-            </w:pPr>
-            <w:r>
-              <w:rPr>
-                <w:rFonts w:ascii="Calibri" w:hAnsi="Calibri"/>
-                <w:sz w:val="20"/>
-              </w:rPr>
-              <w:t xml:space="default">0.66</w:t>
-            </w:r>
-          </w:p>
-        </w:tc>
-        <w:tc>
-          <w:tcPr>
-            <w:tcBorders>
-              <w:top w:val="single" w:space="0" w:color="D3D3D3"/>
-              <w:bottom w:val="single" w:space="0" w:color="D3D3D3"/>
-              <w:start w:val="single" w:space="0" w:color="D3D3D3"/>
-              <w:end w:val="single" w:space="0" w:color="D3D3D3"/>
-            </w:tcBorders>
-          </w:tcPr>
-          <w:p>
-            <w:pPr>
-              <w:spacing w:before="0" w:after="60"/>
-              <w:keepNext/>
-              <w:jc w:val="start"/>
-            </w:pPr>
-            <w:r>
-              <w:rPr>
-                <w:rFonts w:ascii="Calibri" w:hAnsi="Calibri"/>
-                <w:sz w:val="20"/>
-              </w:rPr>
-              <w:t xml:space="default">0.02</w:t>
+              <w:top w:val="single" w:sz="16" w:space="0" w:color="D3D3D3"/>
+              <w:bottom w:val="single" w:sz="16" w:space="0" w:color="D3D3D3"/>
+              <w:start w:val="single" w:space="0" w:color="D3D3D3"/>
+              <w:end w:val="single" w:space="0" w:color="D3D3D3"/>
+            </w:tcBorders>
+            <w:tcMar>
+              <w:top w:w="25" w:type="dxa"/>
+            </w:tcMar>
+            <w:gridSpan w:val="7"/>
+          </w:tcPr>
+          <w:p>
+            <w:pPr>
+              <w:spacing w:before="0" w:after="60"/>
+              <w:keepNext/>
+            </w:pPr>
+            <w:r>
+              <w:rPr>
+                <w:rFonts w:ascii="Calibri" w:hAnsi="Calibri"/>
+                <w:sz w:val="20"/>
+              </w:rPr>
+              <w:t xml:space="default">Study</w:t>
             </w:r>
           </w:p>
         </w:tc>
@@ -811,103 +813,151 @@
                 <w:sz w:val="20"/>
                 <w:b w:val="true"/>
               </w:rPr>
-              <w:t xml:space="default">EuroQOL - Anxiety/Depression</w:t>
-            </w:r>
-          </w:p>
-        </w:tc>
-        <w:tc>
-          <w:tcPr>
-            <w:tcBorders>
-              <w:top w:val="single" w:space="0" w:color="D3D3D3"/>
-              <w:bottom w:val="single" w:space="0" w:color="D3D3D3"/>
-              <w:start w:val="single" w:space="0" w:color="D3D3D3"/>
-              <w:end w:val="single" w:space="0" w:color="D3D3D3"/>
-            </w:tcBorders>
-          </w:tcPr>
-          <w:p>
-            <w:pPr>
-              <w:spacing w:before="0" w:after="60"/>
-              <w:keepNext/>
-              <w:jc w:val="start"/>
-            </w:pPr>
-            <w:r>
-              <w:rPr>
-                <w:rFonts w:ascii="Calibri" w:hAnsi="Calibri"/>
-                <w:sz w:val="20"/>
-              </w:rPr>
-              <w:t xml:space="default">1.16 (0.97 - 1.39)</w:t>
-            </w:r>
-          </w:p>
-        </w:tc>
-        <w:tc>
-          <w:tcPr>
-            <w:tcBorders>
-              <w:top w:val="single" w:space="0" w:color="D3D3D3"/>
-              <w:bottom w:val="single" w:space="0" w:color="D3D3D3"/>
-              <w:start w:val="single" w:space="0" w:color="D3D3D3"/>
-              <w:end w:val="single" w:space="0" w:color="D3D3D3"/>
-            </w:tcBorders>
-          </w:tcPr>
-          <w:p>
-            <w:pPr>
-              <w:spacing w:before="0" w:after="60"/>
-              <w:keepNext/>
-              <w:jc w:val="start"/>
-            </w:pPr>
-            <w:r>
-              <w:rPr>
-                <w:rFonts w:ascii="Calibri" w:hAnsi="Calibri"/>
-                <w:sz w:val="20"/>
-              </w:rPr>
-              <w:t xml:space="default">0.95</w:t>
-            </w:r>
-          </w:p>
-        </w:tc>
-        <w:tc>
-          <w:tcPr>
-            <w:tcBorders>
-              <w:top w:val="single" w:space="0" w:color="D3D3D3"/>
-              <w:bottom w:val="single" w:space="0" w:color="D3D3D3"/>
-              <w:start w:val="single" w:space="0" w:color="D3D3D3"/>
-              <w:end w:val="single" w:space="0" w:color="D3D3D3"/>
-            </w:tcBorders>
-          </w:tcPr>
-          <w:p>
-            <w:pPr>
-              <w:spacing w:before="0" w:after="60"/>
-              <w:keepNext/>
-              <w:jc w:val="start"/>
-            </w:pPr>
-            <w:r>
-              <w:rPr>
-                <w:rFonts w:ascii="Calibri" w:hAnsi="Calibri"/>
-                <w:sz w:val="20"/>
-              </w:rPr>
-              <w:t xml:space="default">0.34</w:t>
-            </w:r>
-          </w:p>
-        </w:tc>
-        <w:tc>
-          <w:tcPr>
-            <w:tcBorders>
-              <w:top w:val="single" w:space="0" w:color="D3D3D3"/>
-              <w:bottom w:val="single" w:space="0" w:color="D3D3D3"/>
-              <w:start w:val="single" w:space="0" w:color="D3D3D3"/>
-              <w:end w:val="single" w:space="0" w:color="D3D3D3"/>
-            </w:tcBorders>
-          </w:tcPr>
-          <w:p>
-            <w:pPr>
-              <w:spacing w:before="0" w:after="60"/>
-              <w:keepNext/>
-              <w:jc w:val="start"/>
-            </w:pPr>
-            <w:r>
-              <w:rPr>
-                <w:rFonts w:ascii="Calibri" w:hAnsi="Calibri"/>
-                <w:sz w:val="20"/>
-              </w:rPr>
-              <w:t xml:space="default">0.12</w:t>
+              <w:t xml:space="default">ATACH-2</w:t>
+            </w:r>
+          </w:p>
+        </w:tc>
+        <w:tc>
+          <w:tcPr>
+            <w:tcBorders>
+              <w:top w:val="single" w:space="0" w:color="D3D3D3"/>
+              <w:bottom w:val="single" w:space="0" w:color="D3D3D3"/>
+              <w:start w:val="single" w:space="0" w:color="D3D3D3"/>
+              <w:end w:val="single" w:space="0" w:color="D3D3D3"/>
+            </w:tcBorders>
+          </w:tcPr>
+          <w:p>
+            <w:pPr>
+              <w:spacing w:before="0" w:after="60"/>
+              <w:keepNext/>
+              <w:jc w:val="start"/>
+            </w:pPr>
+            <w:r>
+              <w:rPr>
+                <w:rFonts w:ascii="Calibri" w:hAnsi="Calibri"/>
+                <w:sz w:val="20"/>
+              </w:rPr>
+              <w:t xml:space="default">13 (2.8%)</w:t>
+            </w:r>
+          </w:p>
+        </w:tc>
+        <w:tc>
+          <w:tcPr>
+            <w:tcBorders>
+              <w:top w:val="single" w:space="0" w:color="D3D3D3"/>
+              <w:bottom w:val="single" w:space="0" w:color="D3D3D3"/>
+              <w:start w:val="single" w:space="0" w:color="D3D3D3"/>
+              <w:end w:val="single" w:space="0" w:color="D3D3D3"/>
+            </w:tcBorders>
+          </w:tcPr>
+          <w:p>
+            <w:pPr>
+              <w:spacing w:before="0" w:after="60"/>
+              <w:keepNext/>
+              <w:jc w:val="start"/>
+            </w:pPr>
+            <w:r>
+              <w:rPr>
+                <w:rFonts w:ascii="Calibri" w:hAnsi="Calibri"/>
+                <w:sz w:val="20"/>
+              </w:rPr>
+              <w:t xml:space="default">30 (5.8%)</w:t>
+            </w:r>
+          </w:p>
+        </w:tc>
+        <w:tc>
+          <w:tcPr>
+            <w:tcBorders>
+              <w:top w:val="single" w:space="0" w:color="D3D3D3"/>
+              <w:bottom w:val="single" w:space="0" w:color="D3D3D3"/>
+              <w:start w:val="single" w:space="0" w:color="D3D3D3"/>
+              <w:end w:val="single" w:space="0" w:color="D3D3D3"/>
+            </w:tcBorders>
+          </w:tcPr>
+          <w:p>
+            <w:pPr>
+              <w:spacing w:before="0" w:after="60"/>
+              <w:keepNext/>
+              <w:jc w:val="start"/>
+            </w:pPr>
+            <w:r>
+              <w:rPr>
+                <w:rFonts w:ascii="Calibri" w:hAnsi="Calibri"/>
+                <w:sz w:val="20"/>
+              </w:rPr>
+              <w:t xml:space="default">2.83 (1.31 - 5.45)</w:t>
+            </w:r>
+          </w:p>
+        </w:tc>
+        <w:tc>
+          <w:tcPr>
+            <w:tcBorders>
+              <w:top w:val="single" w:space="0" w:color="D3D3D3"/>
+              <w:bottom w:val="single" w:space="0" w:color="D3D3D3"/>
+              <w:start w:val="single" w:space="0" w:color="D3D3D3"/>
+              <w:end w:val="single" w:space="0" w:color="D3D3D3"/>
+            </w:tcBorders>
+          </w:tcPr>
+          <w:p>
+            <w:pPr>
+              <w:spacing w:before="0" w:after="60"/>
+              <w:keepNext/>
+              <w:jc w:val="start"/>
+            </w:pPr>
+            <w:r>
+              <w:rPr>
+                <w:rFonts w:ascii="Calibri" w:hAnsi="Calibri"/>
+                <w:sz w:val="20"/>
+              </w:rPr>
+              <w:t xml:space="default">1.00</w:t>
+            </w:r>
+          </w:p>
+        </w:tc>
+        <w:tc>
+          <w:tcPr>
+            <w:tcBorders>
+              <w:top w:val="single" w:space="0" w:color="D3D3D3"/>
+              <w:bottom w:val="single" w:space="0" w:color="D3D3D3"/>
+              <w:start w:val="single" w:space="0" w:color="D3D3D3"/>
+              <w:end w:val="single" w:space="0" w:color="D3D3D3"/>
+            </w:tcBorders>
+          </w:tcPr>
+          <w:p>
+            <w:pPr>
+              <w:spacing w:before="0" w:after="60"/>
+              <w:keepNext/>
+              <w:jc w:val="start"/>
+            </w:pPr>
+            <w:r>
+              <w:rPr>
+                <w:rFonts w:ascii="Calibri" w:hAnsi="Calibri"/>
+                <w:sz w:val="20"/>
+              </w:rPr>
+              <w:t xml:space="default">0.99</w:t>
+            </w:r>
+          </w:p>
+        </w:tc>
+        <w:tc>
+          <w:tcPr>
+            <w:tcBorders>
+              <w:top w:val="single" w:space="0" w:color="D3D3D3"/>
+              <w:bottom w:val="single" w:space="0" w:color="D3D3D3"/>
+              <w:start w:val="single" w:space="0" w:color="D3D3D3"/>
+              <w:end w:val="single" w:space="0" w:color="D3D3D3"/>
+            </w:tcBorders>
+          </w:tcPr>
+          <w:p>
+            <w:pPr>
+              <w:spacing w:before="0" w:after="60"/>
+              <w:keepNext/>
+              <w:jc w:val="start"/>
+            </w:pPr>
+            <w:r>
+              <w:rPr>
+                <w:rFonts w:ascii="Calibri" w:hAnsi="Calibri"/>
+                <w:sz w:val="20"/>
+              </w:rPr>
+              <w:t xml:space="default">0.00</w:t>
             </w:r>
           </w:p>
         </w:tc>
@@ -937,64 +987,127 @@
                 <w:sz w:val="20"/>
                 <w:b w:val="true"/>
               </w:rPr>
-              <w:t xml:space="default">Euro VAS</w:t>
-            </w:r>
-          </w:p>
-        </w:tc>
-        <w:tc>
-          <w:tcPr>
-            <w:tcBorders>
-              <w:top w:val="single" w:space="0" w:color="D3D3D3"/>
-              <w:bottom w:val="single" w:space="0" w:color="D3D3D3"/>
-              <w:start w:val="single" w:space="0" w:color="D3D3D3"/>
-              <w:end w:val="single" w:space="0" w:color="D3D3D3"/>
-            </w:tcBorders>
-          </w:tcPr>
-          <w:p>
-            <w:pPr>
-              <w:spacing w:before="0" w:after="60"/>
-              <w:keepNext/>
-              <w:jc w:val="start"/>
-            </w:pPr>
-            <w:r>
-              <w:rPr>
-                <w:rFonts w:ascii="Calibri" w:hAnsi="Calibri"/>
-                <w:sz w:val="20"/>
-              </w:rPr>
-              <w:t xml:space="default">0.95 (0.88 - 1.04)</w:t>
-            </w:r>
-          </w:p>
-        </w:tc>
-        <w:tc>
-          <w:tcPr>
-            <w:tcBorders>
-              <w:top w:val="single" w:space="0" w:color="D3D3D3"/>
-              <w:bottom w:val="single" w:space="0" w:color="D3D3D3"/>
-              <w:start w:val="single" w:space="0" w:color="D3D3D3"/>
-              <w:end w:val="single" w:space="0" w:color="D3D3D3"/>
-            </w:tcBorders>
-          </w:tcPr>
-          <w:p>
-            <w:pPr>
-              <w:spacing w:before="0" w:after="60"/>
-              <w:keepNext/>
-              <w:jc w:val="start"/>
-            </w:pPr>
-            <w:r>
-              <w:rPr>
-                <w:rFonts w:ascii="Calibri" w:hAnsi="Calibri"/>
-                <w:sz w:val="20"/>
-              </w:rPr>
-              <w:t xml:space="default">0.87</w:t>
-            </w:r>
-            <w:r>
-              <w:rPr>
-                <w:vertAlign w:val="superscript"/>
-                <w:i/>
-                <w:rFonts w:ascii="Calibri" w:hAnsi="Calibri"/>
-                <w:sz w:val="20"/>
-              </w:rPr>
-              <w:t xml:space="default">3</w:t>
+              <w:t xml:space="default">ERICH</w:t>
+            </w:r>
+          </w:p>
+        </w:tc>
+        <w:tc>
+          <w:tcPr>
+            <w:tcBorders>
+              <w:top w:val="single" w:space="0" w:color="D3D3D3"/>
+              <w:bottom w:val="single" w:space="0" w:color="D3D3D3"/>
+              <w:start w:val="single" w:space="0" w:color="D3D3D3"/>
+              <w:end w:val="single" w:space="0" w:color="D3D3D3"/>
+            </w:tcBorders>
+          </w:tcPr>
+          <w:p>
+            <w:pPr>
+              <w:spacing w:before="0" w:after="60"/>
+              <w:keepNext/>
+              <w:jc w:val="start"/>
+            </w:pPr>
+            <w:r>
+              <w:rPr>
+                <w:rFonts w:ascii="Calibri" w:hAnsi="Calibri"/>
+                <w:sz w:val="20"/>
+              </w:rPr>
+              <w:t xml:space="default">73 (5.8%)</w:t>
+            </w:r>
+          </w:p>
+        </w:tc>
+        <w:tc>
+          <w:tcPr>
+            <w:tcBorders>
+              <w:top w:val="single" w:space="0" w:color="D3D3D3"/>
+              <w:bottom w:val="single" w:space="0" w:color="D3D3D3"/>
+              <w:start w:val="single" w:space="0" w:color="D3D3D3"/>
+              <w:end w:val="single" w:space="0" w:color="D3D3D3"/>
+            </w:tcBorders>
+          </w:tcPr>
+          <w:p>
+            <w:pPr>
+              <w:spacing w:before="0" w:after="60"/>
+              <w:keepNext/>
+              <w:jc w:val="start"/>
+            </w:pPr>
+            <w:r>
+              <w:rPr>
+                <w:rFonts w:ascii="Calibri" w:hAnsi="Calibri"/>
+                <w:sz w:val="20"/>
+              </w:rPr>
+              <w:t xml:space="default">114 (9.2%)</w:t>
+            </w:r>
+          </w:p>
+        </w:tc>
+        <w:tc>
+          <w:tcPr>
+            <w:tcBorders>
+              <w:top w:val="single" w:space="0" w:color="D3D3D3"/>
+              <w:bottom w:val="single" w:space="0" w:color="D3D3D3"/>
+              <w:start w:val="single" w:space="0" w:color="D3D3D3"/>
+              <w:end w:val="single" w:space="0" w:color="D3D3D3"/>
+            </w:tcBorders>
+          </w:tcPr>
+          <w:p>
+            <w:pPr>
+              <w:spacing w:before="0" w:after="60"/>
+              <w:keepNext/>
+              <w:jc w:val="start"/>
+            </w:pPr>
+            <w:r>
+              <w:rPr>
+                <w:rFonts w:ascii="Calibri" w:hAnsi="Calibri"/>
+                <w:sz w:val="20"/>
+              </w:rPr>
+              <w:t xml:space="default">1.86 (1.27 - 2.64)</w:t>
+            </w:r>
+          </w:p>
+        </w:tc>
+        <w:tc>
+          <w:tcPr>
+            <w:tcBorders>
+              <w:top w:val="single" w:space="0" w:color="D3D3D3"/>
+              <w:bottom w:val="single" w:space="0" w:color="D3D3D3"/>
+              <w:start w:val="single" w:space="0" w:color="D3D3D3"/>
+              <w:end w:val="single" w:space="0" w:color="D3D3D3"/>
+            </w:tcBorders>
+          </w:tcPr>
+          <w:p>
+            <w:pPr>
+              <w:spacing w:before="0" w:after="60"/>
+              <w:keepNext/>
+              <w:jc w:val="start"/>
+            </w:pPr>
+            <w:r>
+              <w:rPr>
+                <w:rFonts w:ascii="Calibri" w:hAnsi="Calibri"/>
+                <w:sz w:val="20"/>
+              </w:rPr>
+              <w:t xml:space="default">1.00</w:t>
+            </w:r>
+          </w:p>
+        </w:tc>
+        <w:tc>
+          <w:tcPr>
+            <w:tcBorders>
+              <w:top w:val="single" w:space="0" w:color="D3D3D3"/>
+              <w:bottom w:val="single" w:space="0" w:color="D3D3D3"/>
+              <w:start w:val="single" w:space="0" w:color="D3D3D3"/>
+              <w:end w:val="single" w:space="0" w:color="D3D3D3"/>
+            </w:tcBorders>
+          </w:tcPr>
+          <w:p>
+            <w:pPr>
+              <w:spacing w:before="0" w:after="60"/>
+              <w:keepNext/>
+              <w:jc w:val="start"/>
+            </w:pPr>
+            <w:r>
+              <w:rPr>
+                <w:rFonts w:ascii="Calibri" w:hAnsi="Calibri"/>
+                <w:sz w:val="20"/>
+              </w:rPr>
+              <w:t xml:space="default">0.99</w:t>
             </w:r>
           </w:p>
         </w:tc>
@@ -1019,39 +1132,6 @@
                 <w:sz w:val="20"/>
               </w:rPr>
               <w:t xml:space="default">0.00</w:t>
-            </w:r>
-            <w:r>
-              <w:rPr>
-                <w:vertAlign w:val="superscript"/>
-                <w:i/>
-                <w:rFonts w:ascii="Calibri" w:hAnsi="Calibri"/>
-                <w:sz w:val="20"/>
-              </w:rPr>
-              <w:t xml:space="default">4</w:t>
-            </w:r>
-          </w:p>
-        </w:tc>
-        <w:tc>
-          <w:tcPr>
-            <w:tcBorders>
-              <w:top w:val="single" w:space="0" w:color="D3D3D3"/>
-              <w:bottom w:val="single" w:space="0" w:color="D3D3D3"/>
-              <w:start w:val="single" w:space="0" w:color="D3D3D3"/>
-              <w:end w:val="single" w:space="0" w:color="D3D3D3"/>
-            </w:tcBorders>
-          </w:tcPr>
-          <w:p>
-            <w:pPr>
-              <w:spacing w:before="0" w:after="60"/>
-              <w:keepNext/>
-              <w:jc w:val="start"/>
-            </w:pPr>
-            <w:r>
-              <w:rPr>
-                <w:rFonts w:ascii="Calibri" w:hAnsi="Calibri"/>
-                <w:sz w:val="20"/>
-              </w:rPr>
-              <w:t xml:space="default">0.52</w:t>
             </w:r>
           </w:p>
         </w:tc>
@@ -1062,7 +1142,7 @@
         </w:trPr>
         <w:tc>
           <w:tcPr>
-            <w:gridSpan w:val="5"/>
+            <w:gridSpan w:val="7"/>
           </w:tcPr>
           <w:p>
             <w:pPr>
@@ -1094,7 +1174,7 @@
         </w:trPr>
         <w:tc>
           <w:tcPr>
-            <w:gridSpan w:val="5"/>
+            <w:gridSpan w:val="7"/>
           </w:tcPr>
           <w:p>
             <w:pPr>
@@ -1116,70 +1196,6 @@
                 <w:sz w:val="20"/>
               </w:rPr>
               <w:t xml:space="default">ROPE = region of practical equivalence, defined as 0.95 &gt; aOR &gt; 1.05</w:t>
-            </w:r>
-          </w:p>
-        </w:tc>
-      </w:tr>
-      <w:tr>
-        <w:trPr>
-          <w:cantSplit/>
-        </w:trPr>
-        <w:tc>
-          <w:tcPr>
-            <w:gridSpan w:val="5"/>
-          </w:tcPr>
-          <w:p>
-            <w:pPr>
-              <w:spacing w:before="0" w:after="60"/>
-              <w:keepNext/>
-            </w:pPr>
-            <w:r>
-              <w:rPr>
-                <w:vertAlign w:val="superscript"/>
-                <w:i/>
-                <w:rFonts w:ascii="Calibri" w:hAnsi="Calibri"/>
-                <w:sz w:val="20"/>
-              </w:rPr>
-              <w:t xml:space="default">3</w:t>
-            </w:r>
-            <w:r>
-              <w:rPr>
-                <w:rFonts w:ascii="Calibri" w:hAnsi="Calibri"/>
-                <w:sz w:val="20"/>
-              </w:rPr>
-              <w:t xml:space="default">Probability of aOR &lt; 1</w:t>
-            </w:r>
-          </w:p>
-        </w:tc>
-      </w:tr>
-      <w:tr>
-        <w:trPr>
-          <w:cantSplit/>
-        </w:trPr>
-        <w:tc>
-          <w:tcPr>
-            <w:gridSpan w:val="5"/>
-          </w:tcPr>
-          <w:p>
-            <w:pPr>
-              <w:spacing w:before="0" w:after="60"/>
-              <w:keepNext/>
-            </w:pPr>
-            <w:r>
-              <w:rPr>
-                <w:vertAlign w:val="superscript"/>
-                <w:i/>
-                <w:rFonts w:ascii="Calibri" w:hAnsi="Calibri"/>
-                <w:sz w:val="20"/>
-              </w:rPr>
-              <w:t xml:space="default">4</w:t>
-            </w:r>
-            <w:r>
-              <w:rPr>
-                <w:rFonts w:ascii="Calibri" w:hAnsi="Calibri"/>
-                <w:sz w:val="20"/>
-              </w:rPr>
-              <w:t xml:space="default">Probability of aOR &lt; 0.8</w:t>
             </w:r>
           </w:p>
         </w:tc>
@@ -1366,8 +1382,6 @@
     </w:pPr>
     <w:rPr>
       <w:rFonts w:asciiTheme="majorHAnsi" w:cstheme="majorBidi" w:eastAsiaTheme="majorEastAsia" w:hAnsiTheme="majorHAnsi"/>
-      <w:spacing w:val="-10"/>
-      <w:kern w:val="28"/>
       <w:sz w:val="56"/>
       <w:szCs w:val="56"/>
     </w:rPr>
@@ -1380,8 +1394,6 @@
     <w:rsid w:val="00A10FD9"/>
     <w:rPr>
       <w:rFonts w:asciiTheme="majorHAnsi" w:cstheme="majorBidi" w:eastAsiaTheme="majorEastAsia" w:hAnsiTheme="majorHAnsi"/>
-      <w:spacing w:val="-10"/>
-      <w:kern w:val="28"/>
       <w:sz w:val="56"/>
       <w:szCs w:val="56"/>
     </w:rPr>
@@ -1422,23 +1434,31 @@
   </w:style>
   <w:style w:customStyle="1" w:styleId="Author" w:type="paragraph">
     <w:name w:val="Author"/>
+    <w:basedOn w:val="Title"/>
     <w:next w:val="BodyText"/>
     <w:qFormat/>
     <w:pPr>
       <w:keepNext/>
       <w:keepLines/>
-      <w:jc w:val="center"/>
     </w:pPr>
+    <w:rPr>
+      <w:sz w:val="24"/>
+      <w:szCs w:val="24"/>
+    </w:rPr>
   </w:style>
   <w:style w:styleId="Date" w:type="paragraph">
     <w:name w:val="Date"/>
+    <w:basedOn w:val="Title"/>
     <w:next w:val="BodyText"/>
     <w:qFormat/>
     <w:pPr>
       <w:keepNext/>
       <w:keepLines/>
-      <w:jc w:val="center"/>
     </w:pPr>
+    <w:rPr>
+      <w:sz w:val="24"/>
+      <w:szCs w:val="24"/>
+    </w:rPr>
   </w:style>
   <w:style w:customStyle="1" w:styleId="AbstractTitle" w:type="paragraph">
     <w:name w:val="Abstract Title"/>

--- a/manuscripts/table3.docx
+++ b/manuscripts/table3.docx
@@ -1163,7 +1163,7 @@
                 <w:rFonts w:ascii="Calibri" w:hAnsi="Calibri"/>
                 <w:sz w:val="20"/>
               </w:rPr>
-              <w:t xml:space="default">aOR = adjusted odds ratio, CI = 95% credible interval; adjusted for age, admission GCS, ICH location, IVH, and study (as random intercept)</w:t>
+              <w:t xml:space="default">aOR = adjusted odds ratio, CI = 95% credible interval; adjusted for age, admission GCS, ICH location, ICH volume, IVH, and study (as random intercept); Reference Category: Left Hemisphere Laterality</w:t>
             </w:r>
           </w:p>
         </w:tc>
